--- a/templates/民事案件-自然人/8阅卷笔录.docx
+++ b/templates/民事案件-自然人/8阅卷笔录.docx
@@ -148,8 +148,10 @@
           <w:sz w:val="28"/>
           <w:szCs w:val="28"/>
         </w:rPr>
-        <w:t>案由：{{案由}}</w:t>
-      </w:r>
+        <w:t>案由：{{九案由}}</w:t>
+      </w:r>
+      <w:bookmarkStart w:id="0" w:name="_GoBack"/>
+      <w:bookmarkEnd w:id="0"/>
     </w:p>
     <w:p>
       <w:pPr>
@@ -166,10 +168,16 @@
           <w:sz w:val="28"/>
           <w:szCs w:val="28"/>
         </w:rPr>
-        <w:t>委托人：{{名称}}</w:t>
-      </w:r>
-      <w:bookmarkStart w:id="0" w:name="_GoBack"/>
-      <w:bookmarkEnd w:id="0"/>
+        <w:t>委托人：</w:t>
+      </w:r>
+      <w:r>
+        <w:rPr>
+          <w:rFonts w:hint="default" w:ascii="仿宋_GB2312" w:eastAsia="仿宋_GB2312"/>
+          <w:sz w:val="28"/>
+          <w:szCs w:val="28"/>
+        </w:rPr>
+        <w:t>{{二委托人}}</w:t>
+      </w:r>
     </w:p>
     <w:p>
       <w:pPr>

--- a/templates/民事案件-自然人/8阅卷笔录.docx
+++ b/templates/民事案件-自然人/8阅卷笔录.docx
@@ -148,7 +148,7 @@
           <w:sz w:val="28"/>
           <w:szCs w:val="28"/>
         </w:rPr>
-        <w:t>案由：{{九案由}}</w:t>
+        <w:t>案由：{{_9案由}}</w:t>
       </w:r>
       <w:bookmarkStart w:id="0" w:name="_GoBack"/>
       <w:bookmarkEnd w:id="0"/>
@@ -176,7 +176,7 @@
           <w:sz w:val="28"/>
           <w:szCs w:val="28"/>
         </w:rPr>
-        <w:t>{{二委托人}}</w:t>
+        <w:t>{{_2委托人}}</w:t>
       </w:r>
     </w:p>
     <w:p>
